--- a/docs/Livrable_Phase6-7_Suite_Portfolio_ML.docx
+++ b/docs/Livrable_Phase6-7_Suite_Portfolio_ML.docx
@@ -53,6 +53,67 @@
       </w:pPr>
       <w:r>
         <w:t>1. Objectif et décision d'architecture</w:t>
+      </w:r>
+    </w:p>
+    <w:p>
+      <w:pPr>
+        <w:pStyle w:val="Heading1"/>
+      </w:pPr>
+      <w:r>
+        <w:rPr>
+          <w:b/>
+          <w:color w:val="1B5E20"/>
+          <w:sz w:val="22"/>
+        </w:rPr>
+        <w:t>✅ Chiffres mis à jour le 25/07/2026 — conformes au tableau de bord livré</w:t>
+      </w:r>
+    </w:p>
+    <w:p>
+      <w:pPr>
+        <w:pStyle w:val="Heading1"/>
+      </w:pPr>
+      <w:r>
+        <w:rPr>
+          <w:i/>
+          <w:sz w:val="19"/>
+        </w:rPr>
+        <w:t>Contrairement aux livrables des phases antérieures, ce document décrit le produit tel qu'il est livré : ses chiffres ont donc été CORRIGÉS, et non simplement annotés. Ils correspondent exactement à ce qu'affiche le tableau de bord, dont les valeurs sont dérivées des artefacts Gold (aucun nombre n'y est saisi à la main — garanti par tests/test_run_dashboard_data.py).</w:t>
+      </w:r>
+    </w:p>
+    <w:p>
+      <w:pPr>
+        <w:pStyle w:val="Heading1"/>
+      </w:pPr>
+      <w:r>
+        <w:rPr>
+          <w:i/>
+          <w:sz w:val="19"/>
+        </w:rPr>
+        <w:t>Deux corrections sont à l'origine du changement. (1) Biais de dividendes BVC : les ETF arrivaient ajustés des dividendes tandis que les actions BVC arrivaient en prix seul, écartant 3,0 à 4,3 %/an de dividendes réels ; le biais ne s'annulait pas entre stratégies et gonflait l'avantage mesuré des optimiseurs. (2) Fenêtre ETF étendue à 2004-11 (création de GLD), réduisant de 38 % la largeur des intervalles de confiance et intégrant la crise de 2008.</w:t>
+      </w:r>
+    </w:p>
+    <w:p>
+      <w:pPr>
+        <w:pStyle w:val="Heading1"/>
+      </w:pPr>
+      <w:r>
+        <w:rPr>
+          <w:i/>
+          <w:sz w:val="19"/>
+        </w:rPr>
+        <w:t>Le gain net sur le portefeuille EURAFRIC passe ainsi de +14,3 % à +6,2 % — un avantage réel et défendable, de moitié moindre. La meilleure approche classique n'est plus l'équipondéré mais Markowitz à Sharpe maximal : la reproduction du résultat de DeMiguel, affirmée depuis la Phase 2, ne survit pas à la correction des dividendes.</w:t>
+      </w:r>
+    </w:p>
+    <w:p>
+      <w:pPr>
+        <w:pStyle w:val="Heading1"/>
+      </w:pPr>
+      <w:r>
+        <w:rPr>
+          <w:i/>
+          <w:sz w:val="19"/>
+        </w:rPr>
+        <w:t>Analyse complète : docs/DIVIDEND_BIAS.md et docs/ETF_DEEP_HISTORY_EXPERIMENT.md.</w:t>
       </w:r>
     </w:p>
     <w:p>
@@ -196,7 +257,7 @@
           </w:tcPr>
           <w:p>
             <w:r>
-              <w:t>Équipondéré (1/N) — 0.981</w:t>
+              <w:t>Markowitz Sharpe max. — 1.164</w:t>
             </w:r>
           </w:p>
         </w:tc>
@@ -206,7 +267,7 @@
           </w:tcPr>
           <w:p>
             <w:r>
-              <w:t>1.121</w:t>
+              <w:t>1.236</w:t>
             </w:r>
           </w:p>
         </w:tc>
@@ -216,7 +277,7 @@
           </w:tcPr>
           <w:p>
             <w:r>
-              <w:t>+14.3 %</w:t>
+              <w:t>+6.2 %</w:t>
             </w:r>
           </w:p>
         </w:tc>
@@ -238,7 +299,7 @@
           </w:tcPr>
           <w:p>
             <w:r>
-              <w:t>Markowitz Sharpe max. — 0.930</w:t>
+              <w:t>Variance min. (Ledoit-Wolf) — 0.953</w:t>
             </w:r>
           </w:p>
         </w:tc>
@@ -248,7 +309,7 @@
           </w:tcPr>
           <w:p>
             <w:r>
-              <w:t>0.893</w:t>
+              <w:t>0.937</w:t>
             </w:r>
           </w:p>
         </w:tc>
@@ -258,7 +319,7 @@
           </w:tcPr>
           <w:p>
             <w:r>
-              <w:t>-4.0 %</w:t>
+              <w:t>-1.6 %</w:t>
             </w:r>
           </w:p>
         </w:tc>
@@ -273,7 +334,7 @@
         <w:t xml:space="preserve">Lecture honnête. </w:t>
       </w:r>
       <w:r>
-        <w:t xml:space="preserve">Sur le portefeuille EURAFRIC — l'univers qui correspond à l'activité réelle — le système de régime et covariance dynamique obtient un ratio de Sharpe net de 1.121 contre 0.981 pour la meilleure approche classique, soit +14.3 %. Sur l'univers ETF seuls, en revanche, le même système </w:t>
+        <w:t xml:space="preserve">Sur le portefeuille EURAFRIC — l'univers qui correspond à l'activité réelle — le système de régime et covariance dynamique obtient un ratio de Sharpe net de 1.236 contre 1.164 pour la meilleure approche classique, soit +6.2 %. Sur l'univers ETF seuls, en revanche, le même système </w:t>
       </w:r>
       <w:r>
         <w:rPr>
@@ -282,7 +343,7 @@
         <w:t>perd</w:t>
       </w:r>
       <w:r>
-        <w:t xml:space="preserve"> 4.0 %. Ce cas défavorable est affiché sur la page, pas dissimulé : le ML apporte de la valeur là où la diversification naïve est faible et les régimes marqués, pas universellement.</w:t>
+        <w:t xml:space="preserve"> 1.6 %. Ce cas défavorable est affiché sur la page, pas dissimulé : le ML apporte de la valeur là où la diversification naïve est faible et les régimes marqués, pas universellement.</w:t>
       </w:r>
     </w:p>
     <w:p>

--- a/docs/Livrable_Phase6-7_Suite_Portfolio_ML.docx
+++ b/docs/Livrable_Phase6-7_Suite_Portfolio_ML.docx
@@ -359,7 +359,7 @@
         <w:pStyle w:val="ListBullet"/>
       </w:pPr>
       <w:r>
-        <w:t>« Notre système » désigne exclusivement le système régime + covariance dynamique. Une constante unique dans le code (ML_STRATEGY) l'impose. Les signaux F7 de prédiction de rendement ne sont jamais présentés comme notre apport : trois expériences indépendantes (Phase 5, historique marocain profond, fondamentaux) ont montré qu'ils n'ajoutent pas de valeur statistiquement significative.</w:t>
+        <w:t>« Notre système » désigne exclusivement le système régime + covariance dynamique. Une constante unique dans le code (ML_STRATEGY) l'impose. Les signaux F7 de prédiction de rendement ne sont jamais présentés comme notre apport : trois expériences indépendantes (Phase 5, historique marocain profond, fondamentaux) ont montré qu'aucun avantage ne leur est démontrable : les comparaisons pairées menées depuis n'établissent de surperformance dans aucun sens.</w:t>
       </w:r>
     </w:p>
     <w:p>
@@ -404,7 +404,7 @@
         <w:pStyle w:val="ListBullet"/>
       </w:pPr>
       <w:r>
-        <w:t>Tableau de métriques : Sharpe net et brut, rendement annualisé, perte maximale, Calmar, rotation moyenne — avec un avertissement rappelant que les écarts ne sont pas statistiquement significatifs.</w:t>
+        <w:t>Tableau de métriques : Sharpe net et brut, rendement annualisé, perte maximale, Calmar, rotation moyenne — avec un avertissement rappelant qu'aucun test pairé n'établit ces écarts, et que des intervalles marginaux ne testent pas une différence.</w:t>
       </w:r>
     </w:p>
     <w:p>
